--- a/Pregrado/Trabajo de grado 2/Clases/Recursos/ACAs/Coevaluacion individual (1,6%) - instructivo.docx
+++ b/Pregrado/Trabajo de grado 2/Clases/Recursos/ACAs/Coevaluacion individual (1,6%) - instructivo.docx
@@ -362,7 +362,25 @@
           <w:color w:val="2B2B2B"/>
           <w:sz w:val="22"/>
         </w:rPr>
-        <w:t xml:space="preserve"> Corte 1 30% = Quiz 1 6% + Parcial 1 24% · Corte 2 30% = Quiz 2 9% + Parcial 2 21% · Corte 3 40% = ACA Final 32,8% + Quiz 3 4% + Autoevaluación 1,6% + Coevaluación 1,6% — ya verificado en el aula, no orientativo. Producto: avance consolidado del proyecto/artículo hacia TG3, que se entrega como </w:t>
+        <w:t xml:space="preserve"> Corte 1 30% = Quiz 1 6% + Parcial 1 24% · Corte 2 30% = Quiz 2 9% + Parcial 2 21% · Corte 3 40% = ACA Final 32,8% + Quiz 3 4% + Autoevaluación 1,6% + Coevaluación 1,6% — ya verificado en el aula, no orientativo. Producto: avance consolidado del </w:t>
+      </w:r>
+      <w:r>
+        <w:rPr>
+          <w:rFonts w:ascii="Calibri" w:hAnsi="Calibri"/>
+          <w:b/>
+          <w:color w:val="2B2B2B"/>
+          <w:sz w:val="22"/>
+        </w:rPr>
+        <w:t>documento</w:t>
+      </w:r>
+      <w:r>
+        <w:rPr>
+          <w:rFonts w:ascii="Calibri" w:hAnsi="Calibri"/>
+          <w:b w:val="0"/>
+          <w:color w:val="2B2B2B"/>
+          <w:sz w:val="22"/>
+        </w:rPr>
+        <w:t xml:space="preserve"> de grado hacia TG3, que se entrega como </w:t>
       </w:r>
       <w:r>
         <w:rPr>
